--- a/docs/analysis/rukovodstvo-polzovatelya.docx
+++ b/docs/analysis/rukovodstvo-polzovatelya.docx
@@ -556,6 +556,26 @@
     </w:p>
     <w:p>
       <w:pPr>
+        <w:pBdr>
+          <w:left w:val="single" w:color="9C7A3C" w:sz="18" w:space="8"/>
+        </w:pBdr>
+        <w:shd w:fill="F3ECDD" w:val="clear"/>
+        <w:spacing w:after="160" w:before="60"/>
+        <w:ind w:left="260"/>
+      </w:pPr>
+      <w:r>
+        <w:rPr>
+          <w:b/>
+          <w:bCs/>
+        </w:rPr>
+        <w:t xml:space="preserve">Важный нюанс.</w:t>
+      </w:r>
+      <w:r>
+        <w:t xml:space="preserve"> Создавать новые коллекции может только администратор — обычный пользователь выбирает из уже существующих, создать свою собственную самостоятельно нельзя. Если подходящей коллекции ещё нет, обратитесь к администратору, чтобы её завели, либо загрузите документ как «Личные документы» (см. ниже).</w:t>
+      </w:r>
+    </w:p>
+    <w:p>
+      <w:pPr>
         <w:pStyle w:val="Heading2"/>
         <w:spacing w:after="110" w:before="220"/>
       </w:pPr>
@@ -609,7 +629,7 @@
         <w:t xml:space="preserve">«В коллекцию»</w:t>
       </w:r>
       <w:r>
-        <w:t xml:space="preserve"> (нужно заранее создать или выбрать коллекцию) или </w:t>
+        <w:t xml:space="preserve"> (выбрать из уже существующих) или </w:t>
       </w:r>
       <w:r>
         <w:rPr>
